--- a/Week-2/Day-1/Labs.docx
+++ b/Week-2/Day-1/Labs.docx
@@ -159,7 +159,7 @@
           <w:lang w:val="en-IN"/>
         </w:rPr>
         <w:pict w14:anchorId="28C2D1F0">
-          <v:rect id="_x0000_i1283" style="width:0;height:1.5pt" o:hralign="center" o:hrstd="t" o:hr="t" fillcolor="#a0a0a0" stroked="f"/>
+          <v:rect id="_x0000_i1025" style="width:0;height:1.5pt" o:hralign="center" o:hrstd="t" o:hr="t" fillcolor="#a0a0a0" stroked="f"/>
         </w:pict>
       </w:r>
     </w:p>
@@ -293,7 +293,7 @@
           <w:lang w:val="en-IN"/>
         </w:rPr>
         <w:pict w14:anchorId="54FCA047">
-          <v:rect id="_x0000_i1284" style="width:0;height:1.5pt" o:hralign="center" o:hrstd="t" o:hr="t" fillcolor="#a0a0a0" stroked="f"/>
+          <v:rect id="_x0000_i1026" style="width:0;height:1.5pt" o:hralign="center" o:hrstd="t" o:hr="t" fillcolor="#a0a0a0" stroked="f"/>
         </w:pict>
       </w:r>
     </w:p>
@@ -359,7 +359,7 @@
           <w:lang w:val="en-IN"/>
         </w:rPr>
         <w:pict w14:anchorId="7A9DB78E">
-          <v:rect id="_x0000_i1285" style="width:0;height:1.5pt" o:hralign="center" o:hrstd="t" o:hr="t" fillcolor="#a0a0a0" stroked="f"/>
+          <v:rect id="_x0000_i1027" style="width:0;height:1.5pt" o:hralign="center" o:hrstd="t" o:hr="t" fillcolor="#a0a0a0" stroked="f"/>
         </w:pict>
       </w:r>
     </w:p>
@@ -391,7 +391,7 @@
           <w:lang w:val="en-IN"/>
         </w:rPr>
         <w:pict w14:anchorId="0F97B4C8">
-          <v:rect id="_x0000_i1286" style="width:0;height:1.5pt" o:hralign="center" o:hrstd="t" o:hr="t" fillcolor="#a0a0a0" stroked="f"/>
+          <v:rect id="_x0000_i1028" style="width:0;height:1.5pt" o:hralign="center" o:hrstd="t" o:hr="t" fillcolor="#a0a0a0" stroked="f"/>
         </w:pict>
       </w:r>
     </w:p>
@@ -557,7 +557,7 @@
           <w:lang w:val="en-IN"/>
         </w:rPr>
         <w:pict w14:anchorId="49FF093D">
-          <v:rect id="_x0000_i1287" style="width:0;height:1.5pt" o:hralign="center" o:hrstd="t" o:hr="t" fillcolor="#a0a0a0" stroked="f"/>
+          <v:rect id="_x0000_i1029" style="width:0;height:1.5pt" o:hralign="center" o:hrstd="t" o:hr="t" fillcolor="#a0a0a0" stroked="f"/>
         </w:pict>
       </w:r>
     </w:p>
@@ -668,7 +668,7 @@
           <w:lang w:val="en-IN"/>
         </w:rPr>
         <w:pict w14:anchorId="581245EC">
-          <v:rect id="_x0000_i1288" style="width:0;height:1.5pt" o:hralign="center" o:hrstd="t" o:hr="t" fillcolor="#a0a0a0" stroked="f"/>
+          <v:rect id="_x0000_i1030" style="width:0;height:1.5pt" o:hralign="center" o:hrstd="t" o:hr="t" fillcolor="#a0a0a0" stroked="f"/>
         </w:pict>
       </w:r>
     </w:p>
@@ -751,7 +751,7 @@
           <w:lang w:val="en-IN"/>
         </w:rPr>
         <w:pict w14:anchorId="501143A1">
-          <v:rect id="_x0000_i1289" style="width:0;height:1.5pt" o:hralign="center" o:hrstd="t" o:hr="t" fillcolor="#a0a0a0" stroked="f"/>
+          <v:rect id="_x0000_i1031" style="width:0;height:1.5pt" o:hralign="center" o:hrstd="t" o:hr="t" fillcolor="#a0a0a0" stroked="f"/>
         </w:pict>
       </w:r>
     </w:p>
@@ -882,7 +882,7 @@
           <w:lang w:val="en-IN"/>
         </w:rPr>
         <w:pict w14:anchorId="415C499C">
-          <v:rect id="_x0000_i1290" style="width:0;height:1.5pt" o:hralign="center" o:hrstd="t" o:hr="t" fillcolor="#a0a0a0" stroked="f"/>
+          <v:rect id="_x0000_i1032" style="width:0;height:1.5pt" o:hralign="center" o:hrstd="t" o:hr="t" fillcolor="#a0a0a0" stroked="f"/>
         </w:pict>
       </w:r>
     </w:p>
@@ -1010,7 +1010,7 @@
           <w:lang w:val="en-IN"/>
         </w:rPr>
         <w:pict w14:anchorId="0C80C283">
-          <v:rect id="_x0000_i1291" style="width:0;height:1.5pt" o:hralign="center" o:hrstd="t" o:hr="t" fillcolor="#a0a0a0" stroked="f"/>
+          <v:rect id="_x0000_i1033" style="width:0;height:1.5pt" o:hralign="center" o:hrstd="t" o:hr="t" fillcolor="#a0a0a0" stroked="f"/>
         </w:pict>
       </w:r>
     </w:p>
@@ -1076,7 +1076,7 @@
           <w:lang w:val="en-IN"/>
         </w:rPr>
         <w:pict w14:anchorId="42B2D117">
-          <v:rect id="_x0000_i1292" style="width:0;height:1.5pt" o:hralign="center" o:hrstd="t" o:hr="t" fillcolor="#a0a0a0" stroked="f"/>
+          <v:rect id="_x0000_i1034" style="width:0;height:1.5pt" o:hralign="center" o:hrstd="t" o:hr="t" fillcolor="#a0a0a0" stroked="f"/>
         </w:pict>
       </w:r>
     </w:p>
@@ -1176,7 +1176,7 @@
           <w:lang w:val="en-IN"/>
         </w:rPr>
         <w:pict w14:anchorId="610C2D5B">
-          <v:rect id="_x0000_i1293" style="width:0;height:1.5pt" o:hralign="center" o:hrstd="t" o:hr="t" fillcolor="#a0a0a0" stroked="f"/>
+          <v:rect id="_x0000_i1035" style="width:0;height:1.5pt" o:hralign="center" o:hrstd="t" o:hr="t" fillcolor="#a0a0a0" stroked="f"/>
         </w:pict>
       </w:r>
     </w:p>
@@ -1276,7 +1276,7 @@
           <w:lang w:val="en-IN"/>
         </w:rPr>
         <w:pict w14:anchorId="2B34D945">
-          <v:rect id="_x0000_i1294" style="width:0;height:1.5pt" o:hralign="center" o:hrstd="t" o:hr="t" fillcolor="#a0a0a0" stroked="f"/>
+          <v:rect id="_x0000_i1036" style="width:0;height:1.5pt" o:hralign="center" o:hrstd="t" o:hr="t" fillcolor="#a0a0a0" stroked="f"/>
         </w:pict>
       </w:r>
     </w:p>
@@ -1376,7 +1376,7 @@
           <w:lang w:val="en-IN"/>
         </w:rPr>
         <w:pict w14:anchorId="25800469">
-          <v:rect id="_x0000_i1295" style="width:0;height:1.5pt" o:hralign="center" o:hrstd="t" o:hr="t" fillcolor="#a0a0a0" stroked="f"/>
+          <v:rect id="_x0000_i1037" style="width:0;height:1.5pt" o:hralign="center" o:hrstd="t" o:hr="t" fillcolor="#a0a0a0" stroked="f"/>
         </w:pict>
       </w:r>
     </w:p>
@@ -1450,7 +1450,7 @@
           <w:lang w:val="en-IN"/>
         </w:rPr>
         <w:pict w14:anchorId="3B35E98A">
-          <v:rect id="_x0000_i1296" style="width:0;height:1.5pt" o:hralign="center" o:hrstd="t" o:hr="t" fillcolor="#a0a0a0" stroked="f"/>
+          <v:rect id="_x0000_i1038" style="width:0;height:1.5pt" o:hralign="center" o:hrstd="t" o:hr="t" fillcolor="#a0a0a0" stroked="f"/>
         </w:pict>
       </w:r>
     </w:p>
@@ -1518,7 +1518,7 @@
           <w:lang w:val="en-IN"/>
         </w:rPr>
         <w:pict w14:anchorId="1E4D3238">
-          <v:rect id="_x0000_i1297" style="width:0;height:1.5pt" o:hralign="center" o:hrstd="t" o:hr="t" fillcolor="#a0a0a0" stroked="f"/>
+          <v:rect id="_x0000_i1039" style="width:0;height:1.5pt" o:hralign="center" o:hrstd="t" o:hr="t" fillcolor="#a0a0a0" stroked="f"/>
         </w:pict>
       </w:r>
     </w:p>
@@ -1649,7 +1649,7 @@
           <w:lang w:val="en-IN"/>
         </w:rPr>
         <w:pict w14:anchorId="128C5514">
-          <v:rect id="_x0000_i1298" style="width:0;height:1.5pt" o:hralign="center" o:hrstd="t" o:hr="t" fillcolor="#a0a0a0" stroked="f"/>
+          <v:rect id="_x0000_i1040" style="width:0;height:1.5pt" o:hralign="center" o:hrstd="t" o:hr="t" fillcolor="#a0a0a0" stroked="f"/>
         </w:pict>
       </w:r>
     </w:p>
@@ -1715,7 +1715,7 @@
           <w:lang w:val="en-IN"/>
         </w:rPr>
         <w:pict w14:anchorId="2CA8A5BA">
-          <v:rect id="_x0000_i1299" style="width:0;height:1.5pt" o:hralign="center" o:hrstd="t" o:hr="t" fillcolor="#a0a0a0" stroked="f"/>
+          <v:rect id="_x0000_i1041" style="width:0;height:1.5pt" o:hralign="center" o:hrstd="t" o:hr="t" fillcolor="#a0a0a0" stroked="f"/>
         </w:pict>
       </w:r>
     </w:p>
@@ -1798,7 +1798,7 @@
           <w:lang w:val="en-IN"/>
         </w:rPr>
         <w:pict w14:anchorId="5CEA92A8">
-          <v:rect id="_x0000_i1300" style="width:0;height:1.5pt" o:hralign="center" o:hrstd="t" o:hr="t" fillcolor="#a0a0a0" stroked="f"/>
+          <v:rect id="_x0000_i1042" style="width:0;height:1.5pt" o:hralign="center" o:hrstd="t" o:hr="t" fillcolor="#a0a0a0" stroked="f"/>
         </w:pict>
       </w:r>
     </w:p>
@@ -1847,7 +1847,7 @@
           <w:lang w:val="en-IN"/>
         </w:rPr>
         <w:pict w14:anchorId="2E0918D0">
-          <v:rect id="_x0000_i1301" style="width:0;height:1.5pt" o:hralign="center" o:hrstd="t" o:hr="t" fillcolor="#a0a0a0" stroked="f"/>
+          <v:rect id="_x0000_i1043" style="width:0;height:1.5pt" o:hralign="center" o:hrstd="t" o:hr="t" fillcolor="#a0a0a0" stroked="f"/>
         </w:pict>
       </w:r>
     </w:p>
@@ -1947,7 +1947,7 @@
           <w:lang w:val="en-IN"/>
         </w:rPr>
         <w:pict w14:anchorId="2E09BEFA">
-          <v:rect id="_x0000_i1302" style="width:0;height:1.5pt" o:hralign="center" o:hrstd="t" o:hr="t" fillcolor="#a0a0a0" stroked="f"/>
+          <v:rect id="_x0000_i1044" style="width:0;height:1.5pt" o:hralign="center" o:hrstd="t" o:hr="t" fillcolor="#a0a0a0" stroked="f"/>
         </w:pict>
       </w:r>
     </w:p>
@@ -2023,7 +2023,7 @@
           <w:lang w:val="en-IN"/>
         </w:rPr>
         <w:pict w14:anchorId="46F04760">
-          <v:rect id="_x0000_i1303" style="width:0;height:1.5pt" o:hralign="center" o:hrstd="t" o:hr="t" fillcolor="#a0a0a0" stroked="f"/>
+          <v:rect id="_x0000_i1045" style="width:0;height:1.5pt" o:hralign="center" o:hrstd="t" o:hr="t" fillcolor="#a0a0a0" stroked="f"/>
         </w:pict>
       </w:r>
     </w:p>
@@ -2055,7 +2055,7 @@
           <w:lang w:val="en-IN"/>
         </w:rPr>
         <w:pict w14:anchorId="0AEEFD74">
-          <v:rect id="_x0000_i1304" style="width:0;height:1.5pt" o:hralign="center" o:hrstd="t" o:hr="t" fillcolor="#a0a0a0" stroked="f"/>
+          <v:rect id="_x0000_i1046" style="width:0;height:1.5pt" o:hralign="center" o:hrstd="t" o:hr="t" fillcolor="#a0a0a0" stroked="f"/>
         </w:pict>
       </w:r>
     </w:p>
@@ -2172,7 +2172,7 @@
           <w:lang w:val="en-IN"/>
         </w:rPr>
         <w:pict w14:anchorId="0D7DFAE0">
-          <v:rect id="_x0000_i1305" style="width:0;height:1.5pt" o:hralign="center" o:hrstd="t" o:hr="t" fillcolor="#a0a0a0" stroked="f"/>
+          <v:rect id="_x0000_i1047" style="width:0;height:1.5pt" o:hralign="center" o:hrstd="t" o:hr="t" fillcolor="#a0a0a0" stroked="f"/>
         </w:pict>
       </w:r>
     </w:p>
@@ -2326,7 +2326,7 @@
           <w:lang w:val="en-IN"/>
         </w:rPr>
         <w:pict w14:anchorId="350E0B8A">
-          <v:rect id="_x0000_i1306" style="width:0;height:1.5pt" o:hralign="center" o:hrstd="t" o:hr="t" fillcolor="#a0a0a0" stroked="f"/>
+          <v:rect id="_x0000_i1048" style="width:0;height:1.5pt" o:hralign="center" o:hrstd="t" o:hr="t" fillcolor="#a0a0a0" stroked="f"/>
         </w:pict>
       </w:r>
     </w:p>
@@ -2399,7 +2399,7 @@
           <w:lang w:val="en-IN"/>
         </w:rPr>
         <w:pict w14:anchorId="76DD6E64">
-          <v:rect id="_x0000_i1307" style="width:0;height:1.5pt" o:hralign="center" o:hrstd="t" o:hr="t" fillcolor="#a0a0a0" stroked="f"/>
+          <v:rect id="_x0000_i1049" style="width:0;height:1.5pt" o:hralign="center" o:hrstd="t" o:hr="t" fillcolor="#a0a0a0" stroked="f"/>
         </w:pict>
       </w:r>
     </w:p>
@@ -2493,7 +2493,7 @@
           <w:lang w:val="en-IN"/>
         </w:rPr>
         <w:pict w14:anchorId="27E0FA8D">
-          <v:rect id="_x0000_i1308" style="width:0;height:1.5pt" o:hralign="center" o:hrstd="t" o:hr="t" fillcolor="#a0a0a0" stroked="f"/>
+          <v:rect id="_x0000_i1050" style="width:0;height:1.5pt" o:hralign="center" o:hrstd="t" o:hr="t" fillcolor="#a0a0a0" stroked="f"/>
         </w:pict>
       </w:r>
     </w:p>
@@ -2591,7 +2591,7 @@
           <w:lang w:val="en-IN"/>
         </w:rPr>
         <w:pict w14:anchorId="7CF8AF63">
-          <v:rect id="_x0000_i1309" style="width:0;height:1.5pt" o:hralign="center" o:hrstd="t" o:hr="t" fillcolor="#a0a0a0" stroked="f"/>
+          <v:rect id="_x0000_i1051" style="width:0;height:1.5pt" o:hralign="center" o:hrstd="t" o:hr="t" fillcolor="#a0a0a0" stroked="f"/>
         </w:pict>
       </w:r>
     </w:p>
@@ -2657,7 +2657,7 @@
           <w:lang w:val="en-IN"/>
         </w:rPr>
         <w:pict w14:anchorId="6B6D63B2">
-          <v:rect id="_x0000_i1310" style="width:0;height:1.5pt" o:hralign="center" o:hrstd="t" o:hr="t" fillcolor="#a0a0a0" stroked="f"/>
+          <v:rect id="_x0000_i1052" style="width:0;height:1.5pt" o:hralign="center" o:hrstd="t" o:hr="t" fillcolor="#a0a0a0" stroked="f"/>
         </w:pict>
       </w:r>
     </w:p>
@@ -2740,7 +2740,7 @@
           <w:lang w:val="en-IN"/>
         </w:rPr>
         <w:pict w14:anchorId="5E9691E2">
-          <v:rect id="_x0000_i1311" style="width:0;height:1.5pt" o:hralign="center" o:hrstd="t" o:hr="t" fillcolor="#a0a0a0" stroked="f"/>
+          <v:rect id="_x0000_i1053" style="width:0;height:1.5pt" o:hralign="center" o:hrstd="t" o:hr="t" fillcolor="#a0a0a0" stroked="f"/>
         </w:pict>
       </w:r>
     </w:p>
@@ -2806,7 +2806,7 @@
           <w:lang w:val="en-IN"/>
         </w:rPr>
         <w:pict w14:anchorId="51676C6F">
-          <v:rect id="_x0000_i1312" style="width:0;height:1.5pt" o:hralign="center" o:hrstd="t" o:hr="t" fillcolor="#a0a0a0" stroked="f"/>
+          <v:rect id="_x0000_i1054" style="width:0;height:1.5pt" o:hralign="center" o:hrstd="t" o:hr="t" fillcolor="#a0a0a0" stroked="f"/>
         </w:pict>
       </w:r>
     </w:p>
@@ -2824,7 +2824,7 @@
           <w:bCs/>
           <w:lang w:val="en-IN"/>
         </w:rPr>
-        <w:t>MODULE 12 LAB — ARCHITECTURE DECISIONS</w:t>
+        <w:t>ARCHITECTURE DECISIONS</w:t>
       </w:r>
     </w:p>
     <w:p>
@@ -2838,7 +2838,7 @@
           <w:lang w:val="en-IN"/>
         </w:rPr>
         <w:pict w14:anchorId="07B7B64B">
-          <v:rect id="_x0000_i1313" style="width:0;height:1.5pt" o:hralign="center" o:hrstd="t" o:hr="t" fillcolor="#a0a0a0" stroked="f"/>
+          <v:rect id="_x0000_i1055" style="width:0;height:1.5pt" o:hralign="center" o:hrstd="t" o:hr="t" fillcolor="#a0a0a0" stroked="f"/>
         </w:pict>
       </w:r>
     </w:p>
@@ -2904,7 +2904,7 @@
           <w:lang w:val="en-IN"/>
         </w:rPr>
         <w:pict w14:anchorId="2DD9182A">
-          <v:rect id="_x0000_i1314" style="width:0;height:1.5pt" o:hralign="center" o:hrstd="t" o:hr="t" fillcolor="#a0a0a0" stroked="f"/>
+          <v:rect id="_x0000_i1056" style="width:0;height:1.5pt" o:hralign="center" o:hrstd="t" o:hr="t" fillcolor="#a0a0a0" stroked="f"/>
         </w:pict>
       </w:r>
     </w:p>
@@ -2953,7 +2953,7 @@
           <w:lang w:val="en-IN"/>
         </w:rPr>
         <w:pict w14:anchorId="7C80D095">
-          <v:rect id="_x0000_i1315" style="width:0;height:1.5pt" o:hralign="center" o:hrstd="t" o:hr="t" fillcolor="#a0a0a0" stroked="f"/>
+          <v:rect id="_x0000_i1057" style="width:0;height:1.5pt" o:hralign="center" o:hrstd="t" o:hr="t" fillcolor="#a0a0a0" stroked="f"/>
         </w:pict>
       </w:r>
     </w:p>
@@ -3121,7 +3121,7 @@
           <w:lang w:val="en-IN"/>
         </w:rPr>
         <w:pict w14:anchorId="74CECF59">
-          <v:rect id="_x0000_i1316" style="width:0;height:1.5pt" o:hralign="center" o:hrstd="t" o:hr="t" fillcolor="#a0a0a0" stroked="f"/>
+          <v:rect id="_x0000_i1058" style="width:0;height:1.5pt" o:hralign="center" o:hrstd="t" o:hr="t" fillcolor="#a0a0a0" stroked="f"/>
         </w:pict>
       </w:r>
     </w:p>
@@ -3272,7 +3272,7 @@
           <w:lang w:val="en-IN"/>
         </w:rPr>
         <w:pict w14:anchorId="3CF586D6">
-          <v:rect id="_x0000_i1317" style="width:0;height:1.5pt" o:hralign="center" o:hrstd="t" o:hr="t" fillcolor="#a0a0a0" stroked="f"/>
+          <v:rect id="_x0000_i1059" style="width:0;height:1.5pt" o:hralign="center" o:hrstd="t" o:hr="t" fillcolor="#a0a0a0" stroked="f"/>
         </w:pict>
       </w:r>
     </w:p>
@@ -3368,7 +3368,7 @@
           <w:lang w:val="en-IN"/>
         </w:rPr>
         <w:pict w14:anchorId="3242A32C">
-          <v:rect id="_x0000_i1318" style="width:0;height:1.5pt" o:hralign="center" o:hrstd="t" o:hr="t" fillcolor="#a0a0a0" stroked="f"/>
+          <v:rect id="_x0000_i1060" style="width:0;height:1.5pt" o:hralign="center" o:hrstd="t" o:hr="t" fillcolor="#a0a0a0" stroked="f"/>
         </w:pict>
       </w:r>
     </w:p>
@@ -3386,7 +3386,7 @@
           <w:bCs/>
           <w:lang w:val="en-IN"/>
         </w:rPr>
-        <w:t>MODULE 13 LAB — MICROSOFT FABRIC</w:t>
+        <w:t>MICROSOFT FABRIC</w:t>
       </w:r>
     </w:p>
     <w:p>
@@ -3400,7 +3400,7 @@
           <w:lang w:val="en-IN"/>
         </w:rPr>
         <w:pict w14:anchorId="417AAA3F">
-          <v:rect id="_x0000_i1319" style="width:0;height:1.5pt" o:hralign="center" o:hrstd="t" o:hr="t" fillcolor="#a0a0a0" stroked="f"/>
+          <v:rect id="_x0000_i1061" style="width:0;height:1.5pt" o:hralign="center" o:hrstd="t" o:hr="t" fillcolor="#a0a0a0" stroked="f"/>
         </w:pict>
       </w:r>
     </w:p>
@@ -3435,7 +3435,31 @@
         <w:rPr>
           <w:lang w:val="en-IN"/>
         </w:rPr>
-        <w:t xml:space="preserve">Go to Fabric Portal </w:t>
+        <w:t xml:space="preserve">Go to Fabric </w:t>
+      </w:r>
+      <w:r>
+        <w:rPr>
+          <w:lang w:val="en-IN"/>
+        </w:rPr>
+        <w:t xml:space="preserve">Portal </w:t>
+      </w:r>
+      <w:r>
+        <w:rPr>
+          <w:lang w:val="en-IN"/>
+        </w:rPr>
+        <w:t>(</w:t>
+      </w:r>
+      <w:r>
+        <w:rPr>
+          <w:lang w:val="en-IN"/>
+        </w:rPr>
+        <w:t>https://app.fabric.microsoft.com/home?experience=fabric-developer</w:t>
+      </w:r>
+      <w:r>
+        <w:rPr>
+          <w:lang w:val="en-IN"/>
+        </w:rPr>
+        <w:t>)</w:t>
       </w:r>
     </w:p>
     <w:p>
@@ -3466,7 +3490,7 @@
           <w:lang w:val="en-IN"/>
         </w:rPr>
         <w:pict w14:anchorId="19E215DF">
-          <v:rect id="_x0000_i1320" style="width:0;height:1.5pt" o:hralign="center" o:hrstd="t" o:hr="t" fillcolor="#a0a0a0" stroked="f"/>
+          <v:rect id="_x0000_i1062" style="width:0;height:1.5pt" o:hralign="center" o:hrstd="t" o:hr="t" fillcolor="#a0a0a0" stroked="f"/>
         </w:pict>
       </w:r>
     </w:p>
@@ -3532,7 +3556,7 @@
           <w:lang w:val="en-IN"/>
         </w:rPr>
         <w:pict w14:anchorId="116DBD78">
-          <v:rect id="_x0000_i1321" style="width:0;height:1.5pt" o:hralign="center" o:hrstd="t" o:hr="t" fillcolor="#a0a0a0" stroked="f"/>
+          <v:rect id="_x0000_i1063" style="width:0;height:1.5pt" o:hralign="center" o:hrstd="t" o:hr="t" fillcolor="#a0a0a0" stroked="f"/>
         </w:pict>
       </w:r>
     </w:p>
@@ -3632,7 +3656,7 @@
           <w:lang w:val="en-IN"/>
         </w:rPr>
         <w:pict w14:anchorId="3A0A5393">
-          <v:rect id="_x0000_i1322" style="width:0;height:1.5pt" o:hralign="center" o:hrstd="t" o:hr="t" fillcolor="#a0a0a0" stroked="f"/>
+          <v:rect id="_x0000_i1064" style="width:0;height:1.5pt" o:hralign="center" o:hrstd="t" o:hr="t" fillcolor="#a0a0a0" stroked="f"/>
         </w:pict>
       </w:r>
     </w:p>
@@ -3739,7 +3763,7 @@
           <w:lang w:val="en-IN"/>
         </w:rPr>
         <w:pict w14:anchorId="393503F9">
-          <v:rect id="_x0000_i1323" style="width:0;height:1.5pt" o:hralign="center" o:hrstd="t" o:hr="t" fillcolor="#a0a0a0" stroked="f"/>
+          <v:rect id="_x0000_i1065" style="width:0;height:1.5pt" o:hralign="center" o:hrstd="t" o:hr="t" fillcolor="#a0a0a0" stroked="f"/>
         </w:pict>
       </w:r>
     </w:p>
@@ -9174,6 +9198,7 @@
   <w:style w:type="character" w:default="1" w:styleId="DefaultParagraphFont">
     <w:name w:val="Default Paragraph Font"/>
     <w:uiPriority w:val="1"/>
+    <w:semiHidden/>
     <w:unhideWhenUsed/>
   </w:style>
   <w:style w:type="table" w:default="1" w:styleId="TableNormal">
